--- a/tillsyn/A 20565-2025 tillsynsbegäran.docx
+++ b/tillsyn/A 20565-2025 tillsynsbegäran.docx
@@ -60,12 +60,12 @@
         <w:spacing w:after="240"/>
       </w:pPr>
       <w:r>
-        <w:t>Figur 1. Fyndplatser för naturvårdsarter inom 17 meter från avverkningsanmälan. Markörer utan svart kant är placerade på fyndplatsen. Markörer med svart kant är placerade vid sidan av fyndplatsen har ett svart streck som visar fyndplatsens exakta position. Kartans mittpunktskoordinat är N 6588317, E 484140 i SWEREF 99 TM.</w:t>
+        <w:t>Figur 1. Fyndplatser för naturvårdsarter inom 16 meter från avverkningsanmälan. Markörer utan svart kant är placerade på fyndplatsen. Markörer med svart kant är placerade vid sidan av fyndplatsen har ett svart streck som visar fyndplatsens exakta position. Kartans mittpunktskoordinat är N 6588317, E 484140 i SWEREF 99 TM.</w:t>
       </w:r>
     </w:p>
     <w:p>
       <w:r>
-        <w:t>Inom 17 meter från avverkningsanmälan finns fynd av 1 naturvårdsarter, varav 1 är rödlistad: jungfrulin (NT). Se Figur 1.</w:t>
+        <w:t>Inom 16 meter från avverkningsanmälan finns fynd av 1 naturvårdsarter, varav 1 är rödlistad: jungfrulin (NT). Se Figur 1.</w:t>
       </w:r>
     </w:p>
     <w:p>
@@ -227,7 +227,7 @@
     <w:r>
       <w:tab/>
       <w:tab/>
-      <w:t>2026-08-05</w:t>
+      <w:t>2026-08-07</w:t>
       <w:br/>
       <w:br/>
     </w:r>

--- a/tillsyn/A 20565-2025 tillsynsbegäran.docx
+++ b/tillsyn/A 20565-2025 tillsynsbegäran.docx
@@ -227,7 +227,7 @@
     <w:r>
       <w:tab/>
       <w:tab/>
-      <w:t>2026-08-07</w:t>
+      <w:t>2026-08-08</w:t>
       <w:br/>
       <w:br/>
     </w:r>

--- a/tillsyn/A 20565-2025 tillsynsbegäran.docx
+++ b/tillsyn/A 20565-2025 tillsynsbegäran.docx
@@ -227,7 +227,7 @@
     <w:r>
       <w:tab/>
       <w:tab/>
-      <w:t>2026-08-15</w:t>
+      <w:t>2026-08-16</w:t>
       <w:br/>
       <w:br/>
     </w:r>

--- a/tillsyn/A 20565-2025 tillsynsbegäran.docx
+++ b/tillsyn/A 20565-2025 tillsynsbegäran.docx
@@ -227,7 +227,7 @@
     <w:r>
       <w:tab/>
       <w:tab/>
-      <w:t>2026-08-16</w:t>
+      <w:t>2026-08-17</w:t>
       <w:br/>
       <w:br/>
     </w:r>

--- a/tillsyn/A 20565-2025 tillsynsbegäran.docx
+++ b/tillsyn/A 20565-2025 tillsynsbegäran.docx
@@ -227,7 +227,7 @@
     <w:r>
       <w:tab/>
       <w:tab/>
-      <w:t>2026-08-17</w:t>
+      <w:t>2026-08-18</w:t>
       <w:br/>
       <w:br/>
     </w:r>

--- a/tillsyn/A 20565-2025 tillsynsbegäran.docx
+++ b/tillsyn/A 20565-2025 tillsynsbegäran.docx
@@ -227,7 +227,7 @@
     <w:r>
       <w:tab/>
       <w:tab/>
-      <w:t>2026-08-18</w:t>
+      <w:t>2026-08-19</w:t>
       <w:br/>
       <w:br/>
     </w:r>

--- a/tillsyn/A 20565-2025 tillsynsbegäran.docx
+++ b/tillsyn/A 20565-2025 tillsynsbegäran.docx
@@ -227,7 +227,7 @@
     <w:r>
       <w:tab/>
       <w:tab/>
-      <w:t>2026-08-19</w:t>
+      <w:t>2026-08-20</w:t>
       <w:br/>
       <w:br/>
     </w:r>

--- a/tillsyn/A 20565-2025 tillsynsbegäran.docx
+++ b/tillsyn/A 20565-2025 tillsynsbegäran.docx
@@ -227,7 +227,7 @@
     <w:r>
       <w:tab/>
       <w:tab/>
-      <w:t>2026-08-20</w:t>
+      <w:t>2026-08-21</w:t>
       <w:br/>
       <w:br/>
     </w:r>

--- a/tillsyn/A 20565-2025 tillsynsbegäran.docx
+++ b/tillsyn/A 20565-2025 tillsynsbegäran.docx
@@ -227,7 +227,7 @@
     <w:r>
       <w:tab/>
       <w:tab/>
-      <w:t>2026-08-21</w:t>
+      <w:t>2026-08-22</w:t>
       <w:br/>
       <w:br/>
     </w:r>

--- a/tillsyn/A 20565-2025 tillsynsbegäran.docx
+++ b/tillsyn/A 20565-2025 tillsynsbegäran.docx
@@ -227,7 +227,7 @@
     <w:r>
       <w:tab/>
       <w:tab/>
-      <w:t>2026-08-22</w:t>
+      <w:t>2026-08-23</w:t>
       <w:br/>
       <w:br/>
     </w:r>

--- a/tillsyn/A 20565-2025 tillsynsbegäran.docx
+++ b/tillsyn/A 20565-2025 tillsynsbegäran.docx
@@ -227,7 +227,7 @@
     <w:r>
       <w:tab/>
       <w:tab/>
-      <w:t>2026-08-23</w:t>
+      <w:t>2026-08-24</w:t>
       <w:br/>
       <w:br/>
     </w:r>

--- a/tillsyn/A 20565-2025 tillsynsbegäran.docx
+++ b/tillsyn/A 20565-2025 tillsynsbegäran.docx
@@ -227,7 +227,7 @@
     <w:r>
       <w:tab/>
       <w:tab/>
-      <w:t>2026-08-24</w:t>
+      <w:t>2026-08-25</w:t>
       <w:br/>
       <w:br/>
     </w:r>

--- a/tillsyn/A 20565-2025 tillsynsbegäran.docx
+++ b/tillsyn/A 20565-2025 tillsynsbegäran.docx
@@ -227,7 +227,7 @@
     <w:r>
       <w:tab/>
       <w:tab/>
-      <w:t>2026-08-25</w:t>
+      <w:t>2026-08-26</w:t>
       <w:br/>
       <w:br/>
     </w:r>

--- a/tillsyn/A 20565-2025 tillsynsbegäran.docx
+++ b/tillsyn/A 20565-2025 tillsynsbegäran.docx
@@ -227,7 +227,7 @@
     <w:r>
       <w:tab/>
       <w:tab/>
-      <w:t>2026-08-26</w:t>
+      <w:t>2026-08-27</w:t>
       <w:br/>
       <w:br/>
     </w:r>

--- a/tillsyn/A 20565-2025 tillsynsbegäran.docx
+++ b/tillsyn/A 20565-2025 tillsynsbegäran.docx
@@ -227,7 +227,7 @@
     <w:r>
       <w:tab/>
       <w:tab/>
-      <w:t>2026-08-27</w:t>
+      <w:t>2026-08-28</w:t>
       <w:br/>
       <w:br/>
     </w:r>

--- a/tillsyn/A 20565-2025 tillsynsbegäran.docx
+++ b/tillsyn/A 20565-2025 tillsynsbegäran.docx
@@ -227,7 +227,7 @@
     <w:r>
       <w:tab/>
       <w:tab/>
-      <w:t>2026-08-28</w:t>
+      <w:t>2026-08-29</w:t>
       <w:br/>
       <w:br/>
     </w:r>

--- a/tillsyn/A 20565-2025 tillsynsbegäran.docx
+++ b/tillsyn/A 20565-2025 tillsynsbegäran.docx
@@ -227,7 +227,7 @@
     <w:r>
       <w:tab/>
       <w:tab/>
-      <w:t>2026-08-29</w:t>
+      <w:t>2026-08-31</w:t>
       <w:br/>
       <w:br/>
     </w:r>

--- a/tillsyn/A 20565-2025 tillsynsbegäran.docx
+++ b/tillsyn/A 20565-2025 tillsynsbegäran.docx
@@ -227,7 +227,7 @@
     <w:r>
       <w:tab/>
       <w:tab/>
-      <w:t>2026-08-31</w:t>
+      <w:t>2026-09-01</w:t>
       <w:br/>
       <w:br/>
     </w:r>

--- a/tillsyn/A 20565-2025 tillsynsbegäran.docx
+++ b/tillsyn/A 20565-2025 tillsynsbegäran.docx
@@ -227,7 +227,7 @@
     <w:r>
       <w:tab/>
       <w:tab/>
-      <w:t>2026-09-01</w:t>
+      <w:t>2026-09-02</w:t>
       <w:br/>
       <w:br/>
     </w:r>

--- a/tillsyn/A 20565-2025 tillsynsbegäran.docx
+++ b/tillsyn/A 20565-2025 tillsynsbegäran.docx
@@ -227,7 +227,7 @@
     <w:r>
       <w:tab/>
       <w:tab/>
-      <w:t>2026-09-02</w:t>
+      <w:t>2026-09-03</w:t>
       <w:br/>
       <w:br/>
     </w:r>

--- a/tillsyn/A 20565-2025 tillsynsbegäran.docx
+++ b/tillsyn/A 20565-2025 tillsynsbegäran.docx
@@ -227,7 +227,7 @@
     <w:r>
       <w:tab/>
       <w:tab/>
-      <w:t>2026-09-03</w:t>
+      <w:t>2026-09-04</w:t>
       <w:br/>
       <w:br/>
     </w:r>

--- a/tillsyn/A 20565-2025 tillsynsbegäran.docx
+++ b/tillsyn/A 20565-2025 tillsynsbegäran.docx
@@ -227,7 +227,7 @@
     <w:r>
       <w:tab/>
       <w:tab/>
-      <w:t>2026-09-04</w:t>
+      <w:t>2026-09-05</w:t>
       <w:br/>
       <w:br/>
     </w:r>

--- a/tillsyn/A 20565-2025 tillsynsbegäran.docx
+++ b/tillsyn/A 20565-2025 tillsynsbegäran.docx
@@ -227,7 +227,7 @@
     <w:r>
       <w:tab/>
       <w:tab/>
-      <w:t>2026-09-05</w:t>
+      <w:t>2026-09-06</w:t>
       <w:br/>
       <w:br/>
     </w:r>

--- a/tillsyn/A 20565-2025 tillsynsbegäran.docx
+++ b/tillsyn/A 20565-2025 tillsynsbegäran.docx
@@ -227,7 +227,7 @@
     <w:r>
       <w:tab/>
       <w:tab/>
-      <w:t>2026-09-06</w:t>
+      <w:t>2026-09-07</w:t>
       <w:br/>
       <w:br/>
     </w:r>

--- a/tillsyn/A 20565-2025 tillsynsbegäran.docx
+++ b/tillsyn/A 20565-2025 tillsynsbegäran.docx
@@ -227,7 +227,7 @@
     <w:r>
       <w:tab/>
       <w:tab/>
-      <w:t>2026-09-07</w:t>
+      <w:t>2026-09-08</w:t>
       <w:br/>
       <w:br/>
     </w:r>

--- a/tillsyn/A 20565-2025 tillsynsbegäran.docx
+++ b/tillsyn/A 20565-2025 tillsynsbegäran.docx
@@ -227,7 +227,7 @@
     <w:r>
       <w:tab/>
       <w:tab/>
-      <w:t>2026-09-08</w:t>
+      <w:t>2026-09-09</w:t>
       <w:br/>
       <w:br/>
     </w:r>

--- a/tillsyn/A 20565-2025 tillsynsbegäran.docx
+++ b/tillsyn/A 20565-2025 tillsynsbegäran.docx
@@ -227,7 +227,7 @@
     <w:r>
       <w:tab/>
       <w:tab/>
-      <w:t>2026-09-09</w:t>
+      <w:t>2026-09-10</w:t>
       <w:br/>
       <w:br/>
     </w:r>

--- a/tillsyn/A 20565-2025 tillsynsbegäran.docx
+++ b/tillsyn/A 20565-2025 tillsynsbegäran.docx
@@ -227,7 +227,7 @@
     <w:r>
       <w:tab/>
       <w:tab/>
-      <w:t>2026-09-10</w:t>
+      <w:t>2026-09-11</w:t>
       <w:br/>
       <w:br/>
     </w:r>

--- a/tillsyn/A 20565-2025 tillsynsbegäran.docx
+++ b/tillsyn/A 20565-2025 tillsynsbegäran.docx
@@ -227,7 +227,7 @@
     <w:r>
       <w:tab/>
       <w:tab/>
-      <w:t>2026-09-11</w:t>
+      <w:t>2026-09-12</w:t>
       <w:br/>
       <w:br/>
     </w:r>

--- a/tillsyn/A 20565-2025 tillsynsbegäran.docx
+++ b/tillsyn/A 20565-2025 tillsynsbegäran.docx
@@ -227,7 +227,7 @@
     <w:r>
       <w:tab/>
       <w:tab/>
-      <w:t>2026-09-12</w:t>
+      <w:t>2026-09-13</w:t>
       <w:br/>
       <w:br/>
     </w:r>
